--- a/vazifalar/docx/18 ish-haqi-hisobi-vazifalar yechimi.docx
+++ b/vazifalar/docx/18 ish-haqi-hisobi-vazifalar yechimi.docx
@@ -79,27 +79,26 @@
                 <w:color w:val="1B365D"/>
               </w:rPr>
               <w:t>USLUBIY QO'LLANMA HAQIDA</w:t>
+              <w:br/>
+              <w:t>Ushbu o'quv-uslubiy majmua O'zbekiston Respublikasining Mehnat kodeksi, Soliq kodeksi va 21-son BHMS (6710, 6410, 6510, 6520, 6820-schyotlar) asosida tayyorlangan. Barcha hisob-kitoblar BHM = 440 000 so'm, JShDS = 12%, ijtimoiy soliq = 12%, INPS = 0.1% stavkalarida amalga oshiriladi va 7 ta qat'iy bo'limdan iborat.</w:t>
             </w:r>
             <w:r>
               <w:rPr>
                 <w:b/>
                 <w:color w:val="1B365D"/>
               </w:rPr>
-              <w:br/>
             </w:r>
             <w:r>
               <w:rPr>
                 <w:color w:val="323232"/>
                 <w:sz w:val="20"/>
               </w:rPr>
-              <w:t xml:space="preserve">Ushbu o'quv-uslubiy majmua O'zbekiston Respublikasining Mehnat </w:t>
             </w:r>
             <w:r>
               <w:rPr>
                 <w:color w:val="323232"/>
                 <w:sz w:val="20"/>
               </w:rPr>
-              <w:t>Kodeksi, Soliq Kodeksi va 21-son BHMS (6710, 6410, 6510, 6520, 6820-schyotlar) asosida tayyorlangan. Barcha hisob-kitoblar BHM = 440 000 so'm, JSHODS = 12%, Ijtimoiy soliq = 12%, INPS = 0.1% stavkalarida amalga oshiriladi va 7 ta qat'iy bo'limdan iborat.</w:t>
             </w:r>
           </w:p>
         </w:tc>
@@ -119,7 +118,7 @@
         <w:rPr>
           <w:color w:val="1B365D"/>
         </w:rPr>
-        <w:t>1-QISM: VAZIFALAR VA MASHQLAR (Talabalar uchun)</w:t>
+        <w:t>1-QISM: VAZIFALAR VA MASHQLAR (talabalar uchun)</w:t>
       </w:r>
     </w:p>
     <w:p>
@@ -157,7 +156,7 @@
         <w:t>1</w:t>
       </w:r>
       <w:r>
-        <w:t>. Karimov A. (Ishlab chiqarish sexi ustasi) — lavozim maoshi 8 000 000 so'm. May oyida oydagikichik bo'nak (avans) sifatida 3 000 000 so'm olgan.</w:t>
+        <w:t>. Karimov A. (Ishlab chiqarish sexi ustasi) — lavozim maoshi 8 000 000 so'm. May oyida oy o'rtasidagi bo'nak (avans) sifatida 3 000 000 so'm olgan.</w:t>
       </w:r>
     </w:p>
     <w:p>
@@ -181,13 +180,46 @@
         <w:rPr>
           <w:b/>
         </w:rPr>
-        <w:t>Qo'shimcha shart</w:t>
+        <w:t>Qo'shimcha shartlar:</w:t>
+        <w:br/>
+        <w:t>• JShDS (Jismoniy shaxslardan olinadigan daromad solig'i) stavkasi — 12%.</w:t>
+        <w:br/>
+        <w:t>• INPS (Shaxsiy jamg'arib boriladigan pensiya hisobi) — 0.1% (JShDS summasi hisobidan ajratiladi).</w:t>
+        <w:br/>
+        <w:t>• Kasaba uyushmasiga a'zolik badali — 1% (xodimlarning arizasiga ko'ra ushlanadi).</w:t>
+        <w:br/>
+        <w:t>• Ijtimoiy soliq (korxona xarajati) stavkasi — 12%.</w:t>
+        <w:br/>
+        <w:t>• Oy o'rtasidagi bo'naklar ilgari Dt 4210 Kt 5110 o'tkazmasi bilan to'langan.</w:t>
+        <w:br/>
       </w:r>
       <w:r>
         <w:rPr>
           <w:b/>
         </w:rPr>
-        <w:t>lar:</w:t>
+      </w:r>
+      <w:r>
+        <w:rPr>
+          <w:b/>
+        </w:rPr>
+      </w:r>
+      <w:r/>
+      <w:r/>
+      <w:r/>
+      <w:r/>
+      <w:r/>
+      <w:r/>
+      <w:r/>
+    </w:p>
+    <w:p>
+      <w:pPr>
+        <w:spacing w:after="120"/>
+      </w:pPr>
+      <w:r>
+        <w:rPr>
+          <w:b/>
+        </w:rPr>
+        <w:t>Topshiriq:</w:t>
       </w:r>
       <w:r>
         <w:rPr>
@@ -196,62 +228,19 @@
         <w:br/>
       </w:r>
       <w:r>
-        <w:t>• JSHODS (Jismoniy shaxslardan olinadigan daromad solig'i) stavkasi — 12%.</w:t>
+        <w:t xml:space="preserve">1. Har bir xodim bo'yicha jami hisoblangan ish haqi, JShDS, INPS, Kasaba badali va olgan bo'naklarini </w:t>
+      </w:r>
+      <w:r>
+        <w:t>chegirgan holda qo'lga tegadigan (plastik kartaga o'tkaziladigan) sof ish haqini hisoblang.</w:t>
       </w:r>
       <w:r>
         <w:br/>
-        <w:t>• INPS (Shaxsiy jamg'arib boriladigan pensiya hisobi) — 0.1% (JSHODS summasi hisobidan ajratiladi).</w:t>
+        <w:t>2. Korxona bo'yicha ijtimoiy soliq (12%) summasini xarajat moddalari bo'yicha (2010, 9420, 9410) alohida aniqlang.</w:t>
       </w:r>
       <w:r>
         <w:br/>
-        <w:t xml:space="preserve">• Kasaba uyushmasiga a'zolik badali — 1% (xodimlarning arizasiga ko'ra jalb </w:t>
-      </w:r>
-      <w:r>
-        <w:t>etilgan).</w:t>
-      </w:r>
-      <w:r>
-        <w:br/>
-        <w:t>• Ijtimoiy soliq (korxona xarajati) stavkasi — 12%.</w:t>
-      </w:r>
-      <w:r>
-        <w:br/>
-        <w:t>• Oydagikichik bo'naklar ilgari Dt 4210 / Dt 6710 va Kt 5110 orqali to'langan.</w:t>
-      </w:r>
-      <w:r>
-        <w:br/>
-      </w:r>
-    </w:p>
-    <w:p>
-      <w:pPr>
-        <w:spacing w:after="120"/>
-      </w:pPr>
-      <w:r>
-        <w:rPr>
-          <w:b/>
-        </w:rPr>
-        <w:t>Topshiriq:</w:t>
-      </w:r>
-      <w:r>
-        <w:rPr>
-          <w:b/>
-        </w:rPr>
-        <w:br/>
-      </w:r>
-      <w:r>
-        <w:t xml:space="preserve">1. Har bir xodim bo'yicha jami hisoblangan ish haqi, JSHODS, INPS, Kasaba badali va olgan bo'naklarini </w:t>
-      </w:r>
-      <w:r>
-        <w:t>chegirgan holda qo'lga tegadigan (plastik kartaga o'tkaziladigan) sof ish haqini hisoblang.</w:t>
-      </w:r>
-      <w:r>
-        <w:br/>
-        <w:t>2. Korxona bo'yicha Ijtimoiy soliq (12%) summasini xarajat moddalari bo'yicha (2010, 9420, 9410) alohida aniqlang.</w:t>
-      </w:r>
-      <w:r>
-        <w:br/>
-      </w:r>
-      <w:r>
-        <w:lastRenderedPageBreak/>
+      </w:r>
+      <w:r>
         <w:t>3. Ish haqi hisob-kitob va to'lov qaydnomasini (r</w:t>
       </w:r>
       <w:r>
@@ -289,7 +278,7 @@
         <w:rPr>
           <w:b/>
         </w:rPr>
-        <w:t>asi Soliq kodeksiga ko'ra jismoniy shaxslardan olinadigan daromad solig'i (JSHODS) bazaviy stavkasi qancha?</w:t>
+        <w:t>asi Soliq kodeksiga ko'ra jismoniy shaxslardan olinadigan daromad solig'i (JShDS) bazaviy stavkasi qancha?</w:t>
       </w:r>
     </w:p>
     <w:p>
@@ -298,7 +287,7 @@
         <w:ind w:left="360"/>
       </w:pPr>
       <w:r>
-        <w:t>A) 12%</w:t>
+        <w:t>A) 15 foiz</w:t>
       </w:r>
     </w:p>
     <w:p>
@@ -307,7 +296,7 @@
         <w:ind w:left="360"/>
       </w:pPr>
       <w:r>
-        <w:t>B) 15%</w:t>
+        <w:t>B) 4 foiz</w:t>
       </w:r>
     </w:p>
     <w:p>
@@ -316,7 +305,7 @@
         <w:ind w:left="360"/>
       </w:pPr>
       <w:r>
-        <w:t>C) 10%</w:t>
+        <w:t>C) 12 foiz</w:t>
       </w:r>
     </w:p>
     <w:p>
@@ -325,7 +314,7 @@
         <w:ind w:left="360"/>
       </w:pPr>
       <w:r>
-        <w:t>D) 20%</w:t>
+        <w:t>D) 0,1 foiz</w:t>
       </w:r>
     </w:p>
     <w:p>
@@ -345,11 +334,9 @@
         <w:ind w:left="360"/>
       </w:pPr>
       <w:r>
-        <w:t xml:space="preserve">A) </w:t>
-      </w:r>
-      <w:r>
-        <w:t>0.1% JSHODS hisobidan</w:t>
-      </w:r>
+        <w:t>A) 0,1% JShDS summasi hisobidan</w:t>
+      </w:r>
+      <w:r/>
     </w:p>
     <w:p>
       <w:pPr>
@@ -357,7 +344,7 @@
         <w:ind w:left="360"/>
       </w:pPr>
       <w:r>
-        <w:t>B) 1% ish haqidan</w:t>
+        <w:t>B) 0,1% korxona o'z hisobidan</w:t>
       </w:r>
     </w:p>
     <w:p>
@@ -366,7 +353,7 @@
         <w:ind w:left="360"/>
       </w:pPr>
       <w:r>
-        <w:t>C) 12% korxona hisobidan</w:t>
+        <w:t>C) 1% xodim ish haqi hisobidan</w:t>
       </w:r>
     </w:p>
     <w:p>
@@ -375,7 +362,7 @@
         <w:ind w:left="360"/>
       </w:pPr>
       <w:r>
-        <w:t>D) 2% JSHODS ustidan</w:t>
+        <w:t>D) 12% ish haqi fondi hisobidan</w:t>
       </w:r>
     </w:p>
     <w:p>
@@ -386,7 +373,7 @@
         <w:rPr>
           <w:b/>
         </w:rPr>
-        <w:t>3. Korxona tomonidan ish haqi fondiga hisoblanadigan Ijtimoiy soliq stavkasi umumiy rejimdagi yuridik shaxslar uchun qancha?</w:t>
+        <w:t>3. Korxona tomonidan ish haqi fondiga hisoblanadigan ijtimoiy soliq stavkasi umumiy rejimdagi yuridik shaxslar uchun qancha?</w:t>
       </w:r>
     </w:p>
     <w:p>
@@ -395,7 +382,7 @@
         <w:ind w:left="360"/>
       </w:pPr>
       <w:r>
-        <w:t>A) 12%</w:t>
+        <w:t>A) 25 foiz</w:t>
       </w:r>
     </w:p>
     <w:p>
@@ -404,7 +391,7 @@
         <w:ind w:left="360"/>
       </w:pPr>
       <w:r>
-        <w:t>B) 25%</w:t>
+        <w:t>B) 15 foiz</w:t>
       </w:r>
     </w:p>
     <w:p>
@@ -413,7 +400,7 @@
         <w:ind w:left="360"/>
       </w:pPr>
       <w:r>
-        <w:t>C) 5%</w:t>
+        <w:t>C) 10 foiz</w:t>
       </w:r>
     </w:p>
     <w:p>
@@ -422,7 +409,7 @@
         <w:ind w:left="360"/>
       </w:pPr>
       <w:r>
-        <w:t>D) 1%</w:t>
+        <w:t>D) 12 foiz</w:t>
       </w:r>
     </w:p>
     <w:p>
@@ -448,7 +435,7 @@
         <w:ind w:left="360"/>
       </w:pPr>
       <w:r>
-        <w:t>A) 50% dan</w:t>
+        <w:t>A) 20 foizdan</w:t>
       </w:r>
     </w:p>
     <w:p>
@@ -457,7 +444,7 @@
         <w:ind w:left="360"/>
       </w:pPr>
       <w:r>
-        <w:t>B) 20% dan</w:t>
+        <w:t>B) 50 foizdan</w:t>
       </w:r>
     </w:p>
     <w:p>
@@ -466,7 +453,7 @@
         <w:ind w:left="360"/>
       </w:pPr>
       <w:r>
-        <w:t>C) 70% dan</w:t>
+        <w:t>C) 70 foizdan</w:t>
       </w:r>
     </w:p>
     <w:p>
@@ -475,7 +462,7 @@
         <w:ind w:left="360"/>
       </w:pPr>
       <w:r>
-        <w:t>D) 30% dan</w:t>
+        <w:t>D) 30 foizdan</w:t>
       </w:r>
     </w:p>
     <w:p>
@@ -495,11 +482,9 @@
         <w:ind w:left="360"/>
       </w:pPr>
       <w:r>
-        <w:t>A) 67</w:t>
-      </w:r>
-      <w:r>
-        <w:t>10-schyot</w:t>
-      </w:r>
+        <w:t>A) 6410-schyot</w:t>
+      </w:r>
+      <w:r/>
     </w:p>
     <w:p>
       <w:pPr>
@@ -507,7 +492,7 @@
         <w:ind w:left="360"/>
       </w:pPr>
       <w:r>
-        <w:t>B) 4210-schyot</w:t>
+        <w:t>B) 6510-schyot</w:t>
       </w:r>
     </w:p>
     <w:p>
@@ -516,7 +501,7 @@
         <w:ind w:left="360"/>
       </w:pPr>
       <w:r>
-        <w:t>C) 6410-schyot</w:t>
+        <w:t>C) 4210-schyot</w:t>
       </w:r>
     </w:p>
     <w:p>
@@ -525,7 +510,7 @@
         <w:ind w:left="360"/>
       </w:pPr>
       <w:r>
-        <w:t>D) 5110-schyot</w:t>
+        <w:t>D) 6710-schyot</w:t>
       </w:r>
     </w:p>
     <w:p>
@@ -545,7 +530,7 @@
         <w:ind w:left="360"/>
       </w:pPr>
       <w:r>
-        <w:t>A) 100%</w:t>
+        <w:t>A) 100 foizi</w:t>
       </w:r>
     </w:p>
     <w:p>
@@ -554,7 +539,7 @@
         <w:ind w:left="360"/>
       </w:pPr>
       <w:r>
-        <w:t>B) 80%</w:t>
+        <w:t>B) 80 foizi</w:t>
       </w:r>
     </w:p>
     <w:p>
@@ -563,7 +548,7 @@
         <w:ind w:left="360"/>
       </w:pPr>
       <w:r>
-        <w:t>C) 60%</w:t>
+        <w:t>C) 60 foizi</w:t>
       </w:r>
     </w:p>
     <w:p>
@@ -572,7 +557,7 @@
         <w:ind w:left="360"/>
       </w:pPr>
       <w:r>
-        <w:t>D) 50%</w:t>
+        <w:t>D) 70 foizi</w:t>
       </w:r>
     </w:p>
     <w:p>
@@ -592,8 +577,7 @@
         <w:ind w:left="360"/>
       </w:pPr>
       <w:r>
-        <w:lastRenderedPageBreak/>
-        <w:t>A) 25.3 ga bo'lib</w:t>
+        <w:t>A) 30 ga bo'lish orqali</w:t>
       </w:r>
     </w:p>
     <w:p>
@@ -602,7 +586,7 @@
         <w:ind w:left="360"/>
       </w:pPr>
       <w:r>
-        <w:t>B) 30 ga bo'lib</w:t>
+        <w:t>B) 365 ga bo'lish orqali</w:t>
       </w:r>
     </w:p>
     <w:p>
@@ -611,7 +595,7 @@
         <w:ind w:left="360"/>
       </w:pPr>
       <w:r>
-        <w:t>C) 21 ga bo'lib</w:t>
+        <w:t>C) 25,3 ga bo'lish orqali</w:t>
       </w:r>
     </w:p>
     <w:p>
@@ -620,7 +604,7 @@
         <w:ind w:left="360"/>
       </w:pPr>
       <w:r>
-        <w:t>D) 365 ga bo'lib</w:t>
+        <w:t>D) 29,3 ga bo'lish orqali</w:t>
       </w:r>
     </w:p>
     <w:p>
@@ -631,13 +615,12 @@
         <w:rPr>
           <w:b/>
         </w:rPr>
-        <w:t>8. Xodimlarga oydagikichik bo'nak (ava</w:t>
+        <w:t>8. Xodimlarga oy o'rtasida bo'nak (avans) bank hisobraqamidan to'langanda qaysi buxgalteriya o'tkazmasi beriladi?</w:t>
       </w:r>
       <w:r>
         <w:rPr>
           <w:b/>
         </w:rPr>
-        <w:t>ns) to'langanda qaysi buxgalteriya o'tkazmasi beriladi?</w:t>
       </w:r>
     </w:p>
     <w:p>
@@ -646,7 +629,7 @@
         <w:ind w:left="360"/>
       </w:pPr>
       <w:r>
-        <w:t>A) Dt 6710 Kt 5110</w:t>
+        <w:t>A) Dt 6710 Kt 4210</w:t>
       </w:r>
     </w:p>
     <w:p>
@@ -655,7 +638,7 @@
         <w:ind w:left="360"/>
       </w:pPr>
       <w:r>
-        <w:t>B) Dt 2010 Kt 6710</w:t>
+        <w:t>B) Dt 4210 Kt 5110</w:t>
       </w:r>
     </w:p>
     <w:p>
@@ -664,7 +647,7 @@
         <w:ind w:left="360"/>
       </w:pPr>
       <w:r>
-        <w:t>C) Dt 6410 Kt 5110</w:t>
+        <w:t>C) Dt 5110 Kt 4210</w:t>
       </w:r>
     </w:p>
     <w:p>
@@ -673,7 +656,7 @@
         <w:ind w:left="360"/>
       </w:pPr>
       <w:r>
-        <w:t>D) Dt 6710 Kt 6410</w:t>
+        <w:t>D) Dt 4210 Kt 6710</w:t>
       </w:r>
     </w:p>
     <w:p>
@@ -702,11 +685,9 @@
         <w:ind w:left="360"/>
       </w:pPr>
       <w:r>
-        <w:t>B) 6820-schy</w:t>
-      </w:r>
-      <w:r>
-        <w:t>ot</w:t>
-      </w:r>
+        <w:t>B) 6990-schyot</w:t>
+      </w:r>
+      <w:r/>
     </w:p>
     <w:p>
       <w:pPr>
@@ -714,7 +695,7 @@
         <w:ind w:left="360"/>
       </w:pPr>
       <w:r>
-        <w:t>C) 6990-schyot</w:t>
+        <w:t>C) 6820-schyot</w:t>
       </w:r>
     </w:p>
     <w:p>
@@ -723,7 +704,7 @@
         <w:ind w:left="360"/>
       </w:pPr>
       <w:r>
-        <w:t>D) 4210-schyot</w:t>
+        <w:t>D) 9380-schyot</w:t>
       </w:r>
     </w:p>
     <w:p>
@@ -743,7 +724,7 @@
         <w:ind w:left="360"/>
       </w:pPr>
       <w:r>
-        <w:t>A) Qayta moliyalash foizi</w:t>
+        <w:t>A) Kechikkan summaning 1 foizi miqdorida</w:t>
       </w:r>
     </w:p>
     <w:p>
@@ -752,7 +733,7 @@
         <w:ind w:left="360"/>
       </w:pPr>
       <w:r>
-        <w:t>B) 1% jarima</w:t>
+        <w:t>B) BHMning bir baravari miqdorida jarima</w:t>
       </w:r>
     </w:p>
     <w:p>
@@ -761,7 +742,7 @@
         <w:ind w:left="360"/>
       </w:pPr>
       <w:r>
-        <w:t>C) BHM 1 baravari</w:t>
+        <w:t>C) Faqat ma'muriy jarima, ustama yo'q</w:t>
       </w:r>
     </w:p>
     <w:p>
@@ -770,11 +751,9 @@
         <w:ind w:left="360"/>
       </w:pPr>
       <w:r>
-        <w:t>D) Ustama to'lanma</w:t>
-      </w:r>
-      <w:r>
-        <w:t>ydi</w:t>
-      </w:r>
+        <w:t>D) Qayta moliyalash stavkasi bo'yicha foiz</w:t>
+      </w:r>
+      <w:r/>
     </w:p>
     <w:p>
       <w:pPr>
@@ -805,7 +784,7 @@
         <w:t>2. Jismoniy shaxslardan olinadigan daromad</w:t>
       </w:r>
       <w:r>
-        <w:t xml:space="preserve"> solig'i (JSHODS) va Ijtimoiy soliq o'rtasidagi farq nimada? Soliq to'lovchi va soliq bazasini solishtiring.</w:t>
+        <w:t xml:space="preserve"> solig'i (JShDS) va ijtimoiy soliq o'rtasidagi farq nimada? Soliq to'lovchi va soliq bazasini solishtiring.</w:t>
       </w:r>
     </w:p>
     <w:p>
@@ -813,7 +792,7 @@
         <w:spacing w:after="80"/>
       </w:pPr>
       <w:r>
-        <w:t>3. Mehnat Kodeksining 269-moddasiga ko'ra ish haqidan ushlanmalarning 50% lik cheklovi qanday ishlaydi va sud ijro varaqalari (aliment) bo'yicha us</w:t>
+        <w:t>3. Mehnat kodeksining 269-moddasiga ko'ra ish haqidan ushlanmalarning 50% lik cheklovi qanday ishlaydi va sud ijro varaqalari (aliment) bo'yicha us</w:t>
       </w:r>
       <w:r>
         <w:t>hlanmalar qanday tartibga solinadi?</w:t>
@@ -824,7 +803,7 @@
         <w:spacing w:after="80"/>
       </w:pPr>
       <w:r>
-        <w:t>4. Ishdan tashqari vaqtda, dam olish hamda bayram kunlaridagi ishlar uchun haq to'lash tartibi va minimal kafolatlangan ko'paytiruvchi koeffitsientlar haqida gapirib bering.</w:t>
+        <w:t>4. Ishdan tashqari vaqtda, dam olish hamda bayram kunlaridagi ishlar uchun haq to'lash tartibi va minimal kafolatlangan ko'paytiruvchi koeffitsiyentlar haqida gapirib bering.</w:t>
       </w:r>
     </w:p>
     <w:p>
@@ -914,8 +893,7 @@
                 <w:b/>
                 <w:color w:val="FFFFFF"/>
               </w:rPr>
-              <w:lastRenderedPageBreak/>
-              <w:t>Buxgalteriya Atamasi / Schyot</w:t>
+              <w:t>Buxgalteriya atamasi / schyot</w:t>
             </w:r>
           </w:p>
         </w:tc>
@@ -939,7 +917,7 @@
                 <w:b/>
                 <w:color w:val="FFFFFF"/>
               </w:rPr>
-              <w:t>Tegishli Ta'rif / Tushuncha</w:t>
+              <w:t>Tegishli ta'rif / tushuncha</w:t>
             </w:r>
           </w:p>
         </w:tc>
@@ -1009,7 +987,7 @@
               <w:rPr>
                 <w:b/>
               </w:rPr>
-              <w:t>2. JSHODS (12%)</w:t>
+              <w:t>2. JShDS (12%)</w:t>
             </w:r>
           </w:p>
         </w:tc>
@@ -1155,10 +1133,10 @@
           </w:tcPr>
           <w:p>
             <w:r>
-              <w:t xml:space="preserve">E. JSHODS summasi hisobidan ajratilib, xodimning shaxsiy pensiya </w:t>
+              <w:t xml:space="preserve">E. JShDS summasi hisobidan ajratilib, xodimning shaxsiy pensiya </w:t>
             </w:r>
             <w:r>
-              <w:t>hisobvarag'iga o'tkaziladigan maqsaddagi mablag'.</w:t>
+              <w:t>hisobvarag'iga o'tkaziladigan maqsadli mablag'.</w:t>
             </w:r>
           </w:p>
         </w:tc>
@@ -1169,7 +1147,7 @@
         <w:spacing w:before="120" w:after="80"/>
       </w:pPr>
       <w:r>
-        <w:t>2-MASHQ: Korxona bosh muhandisiga may oyi uchun 15 000 000 so'm ish haqi hisoblandi. Ushbu summadan ushlanadigan JSHODS (12%) va INPS (0.1%) summalarini aniqlang.</w:t>
+        <w:t>2-MASHQ: Korxona bosh muhandisiga may oyi uchun 15 000 000 so'm ish haqi hisoblandi. Ushbu summadan ushlanadigan JShDS (12%) va INPS (0.1%) summalarini aniqlang.</w:t>
       </w:r>
     </w:p>
     <w:p>
@@ -1180,7 +1158,7 @@
         <w:t xml:space="preserve">3-MASHQ: Korxonaning may oyidagi barcha </w:t>
       </w:r>
       <w:r>
-        <w:t>xodimlar bo'yicha mehnatga haq to'lash fondi (nachisleniye) 80 000 000 so'mni tashkil etdi. Korxona tomonidan hisoblanadigan Ijtimoiy soliq (12%) summasini hisoblang va buxgalteriya o'tkazmasini yozing.</w:t>
+        <w:t>xodimlar bo'yicha mehnatga haq to'lash fondi (nachisleniye) 80 000 000 so'mni tashkil etdi. Korxona tomonidan hisoblanadigan ijtimoiy soliq (12%) summasini hisoblang va buxgalteriya o'tkazmasini yozing.</w:t>
       </w:r>
     </w:p>
     <w:p>
@@ -1244,7 +1222,7 @@
         <w:t>Kiyim-kechak fabrikasida tikuvchi Aliyeva M. ishbay tizimda ishlaydi. May oyida u 400 dona ko'ylak tikdi (1 dona ko'ylak narxi — 25 000 so'm). Shuningdek, sifatli mahsulot uchun unga 1 500 000 so'm mukofot hisobland</w:t>
       </w:r>
       <w:r>
-        <w:t>i. Texnolog Usmonov K. vaqtbay ishlaydi (lavozim maoshi — 9 000 000 so'm). Har ikkala xodimdan JSHODS (12%), INPS (0.1%), Kasaba badali (1%) ushlanadi va 12% Ijtimoiy soliq hisoblanadi. Har bir xodimning hisoblangan maoshi, barcha ushlanmalar va to'lanadig</w:t>
+        <w:t>i. Texnolog Usmonov K. vaqtbay ishlaydi (lavozim maoshi — 9 000 000 so'm). Har ikkala xodimdan JShDS (12%), INPS (0.1%), Kasaba badali (1%) ushlanadi va 12% ijtimoiy soliq hisoblanadi. Har bir xodimning hisoblangan maoshi, barcha ushlanmalar va to'lanadig</w:t>
       </w:r>
       <w:r>
         <w:t>an sof summasini hisoblang.</w:t>
@@ -1259,6 +1237,28 @@
           <w:b/>
         </w:rPr>
         <w:t>2-MASALA: Yillik mehnat ta'tili pulini (otpusknoy) hisoblash</w:t>
+        <w:br/>
+        <w:t>Korxona iqtisodchisi Raximov T. 2026-yil 1-iyundan 21 ish kuniga yillik mehnat ta'tiliga chiqmoqda. Uning oxirgi 12 oydagi umumiy ish haqi (ish haqi + mukofotlar) 144 000 000 so'mni tashkil etgan. Mehnat kodeksiga muvofiq o'rtacha oylik ish haqi va o'rtacha kunlik ish haqini (25.3 ga bo'lish orqali) hamda 21 ish kuni uchun ta'til puli (otpusknoy) summasini hisoblang. Ta'til pulidan ushlanadigan JShDS va hisoblanadigan ijtimoiy soliqni aniqlang.</w:t>
+      </w:r>
+      <w:r>
+        <w:rPr>
+          <w:b/>
+        </w:rPr>
+      </w:r>
+      <w:r/>
+      <w:r/>
+      <w:r/>
+      <w:r/>
+    </w:p>
+    <w:p>
+      <w:pPr>
+        <w:spacing w:before="120" w:after="80"/>
+      </w:pPr>
+      <w:r>
+        <w:rPr>
+          <w:b/>
+        </w:rPr>
+        <w:t>3-MASALA: Vaqtincha mehnatga layoqatsizlik nafaqasini (bolnichniy) hisoblash</w:t>
       </w:r>
       <w:r>
         <w:rPr>
@@ -1267,37 +1267,7 @@
         <w:br/>
       </w:r>
       <w:r>
-        <w:t xml:space="preserve">Korxona iqtisodchisi Raximov T. 2026-yil 1-iyundan 21 ish kuniga yillik mehnat ta'tiliga chiqmoqda. </w:t>
-      </w:r>
-      <w:r>
-        <w:lastRenderedPageBreak/>
-        <w:t>Unig oxirgi 12 oydagi umumiy ish haqi (ish haqi + mukofotlar) 144 0</w:t>
-      </w:r>
-      <w:r>
-        <w:t>00 000 so'mni tashkil etgan. Mehnat kodeksiga muvofiq o'rtacha oylik ish haqi va o'rtacha kunlik ish haqini (25.3 ga bo'lish orqali) hamda 21 ish kuni uchun ta'til puli (otpusknoy) summasini hisoblang. Ta'til pulidan ushlanadigan JSHODS va hisoblanadigan I</w:t>
-      </w:r>
-      <w:r>
-        <w:t>jtimoiy soliqni aniqlang.</w:t>
-      </w:r>
-    </w:p>
-    <w:p>
-      <w:pPr>
-        <w:spacing w:before="120" w:after="80"/>
-      </w:pPr>
-      <w:r>
-        <w:rPr>
-          <w:b/>
-        </w:rPr>
-        <w:t>3-MASALA: Vaqtincha mehnatga layoqatsizlik nafaqasini (bolnichniy) hisoblash</w:t>
-      </w:r>
-      <w:r>
-        <w:rPr>
-          <w:b/>
-        </w:rPr>
-        <w:br/>
-      </w:r>
-      <w:r>
-        <w:t>Korxona omborchisi Xasanov A. may oyida 10 ish kuni davomida kasalligi sababli mehnatga layoqatsizlik varaqasida (bolnichniy) bo'ldi. Unig umumiy ish sta</w:t>
+        <w:t>Korxona omborchisi Xasanov A. may oyida 10 ish kuni davomida kasalligi sababli mehnatga layoqatsizlik varaqasida (bolnichniy) bo'ldi. Uning umumiy ish sta</w:t>
       </w:r>
       <w:r>
         <w:t>ji 9 yil. Oxirgi 12 oydagi o'rtacha oylik ish haqi 6 000 000 so'm. O'rtacha kunlik ish haqini (25.3 ga bo'lib) va staj 8 yildan ortiq bo'lgani uchun 100% miqdorida 10 ish kuni uchun layoqatsizlik nafaqasi summasini hisoblang.</w:t>
@@ -1313,7 +1283,7 @@
           <w:color w:val="295082"/>
           <w:sz w:val="24"/>
         </w:rPr>
-        <w:t xml:space="preserve">6-BO'LIM: TANQIDIY FIKLASH VA </w:t>
+        <w:t xml:space="preserve">6-BO'LIM: TANQIDIY FIKRLASH VA </w:t>
       </w:r>
       <w:r>
         <w:rPr>
@@ -1331,7 +1301,7 @@
         <w:rPr>
           <w:b/>
         </w:rPr>
-        <w:t>1-KEYSI: Tungi smena va bayram kunlaridagi ishlarga haq to'lashdagi qoidabuzarlik</w:t>
+        <w:t>1-KEYS: Tungi smena va bayram kunlaridagi ishlarga haq to'lashdagi qoidabuzarlik</w:t>
       </w:r>
       <w:r>
         <w:rPr>
@@ -1340,7 +1310,7 @@
         <w:br/>
       </w:r>
       <w:r>
-        <w:t>"Mebel-Servis" MChJda ishlab chiqarish sexi kechuyu-kunduz uzluksiz ishlaydi. Ishchilar grafik bo'yicha tungi smenalarda va 9-may xotira va qadrlash kunida ish</w:t>
+        <w:t>"Mebel-Servis" MChJda ishlab chiqarish sexi kecha-kunduz uzluksiz ishlaydi. Ishchilar grafik bo'yicha tungi smenalarda va 9-may — Xotira va qadrlash kunida ish</w:t>
       </w:r>
       <w:r>
         <w:t>lashgan. Biroq, korxona buxgalteriyasi barcha soatlarga standart 1.0 stavkada haq hisoblagan. Xodimlar kasaba uyushmasiga murojaat qilishdi. Ushbu holat bo'yicha Mehnat kodeksining qaysi moddalari buzilganligini ko'rsating, qoidabuzarlik oqibatlarini va to</w:t>
@@ -1357,7 +1327,7 @@
         <w:rPr>
           <w:b/>
         </w:rPr>
-        <w:t>2-KEYSI: Ish haqidan ushlanmalar miqdori 50% dan oshib ketishi muammosi</w:t>
+        <w:t>2-KEYS: Ish haqidan ushlanmalar miqdori 50% dan oshib ketishi muammosi</w:t>
       </w:r>
       <w:r>
         <w:rPr>
@@ -1366,7 +1336,7 @@
         <w:br/>
       </w:r>
       <w:r>
-        <w:t>Korxona haydovchisi Nosirov D.ning oylik hisoblangan ish haqi 8 000 000 so'm. Undan 12% JSHODS ushlangach, sof ish haqi 7 040 000 so'mni tashkil e</w:t>
+        <w:t>Korxona haydovchisi Nosirov D.ning oylik hisoblangan ish haqi 8 000 000 so'm. Undan 12% JShDS ushlangach, sof ish haqi 7 040 000 so'mni tashkil e</w:t>
       </w:r>
       <w:r>
         <w:t>tadi. Haydovchi nomiga sud ijro varaqasi (2 ta farzandi uchun 33% aliment) hamda korxonaga yetkazilgan moddiy zarar (2 500 000 so'm) bo'yicha ushlab qolish talabi kelgan. Agar ushlanmalar yig'indisi 50% dan oshib ketsa, buxgalter MK 269-moddasiga ko'ra bir</w:t>
@@ -1411,7 +1381,7 @@
         <w:ind w:left="360"/>
       </w:pPr>
       <w:r>
-        <w:t>A) Dt 2010 Kt 6710</w:t>
+        <w:t>A) Dt 9420 Kt 6710</w:t>
       </w:r>
     </w:p>
     <w:p>
@@ -1420,7 +1390,7 @@
         <w:ind w:left="360"/>
       </w:pPr>
       <w:r>
-        <w:t>B) Dt 6710 Kt 5110</w:t>
+        <w:t>B) Dt 2010 Kt 6710</w:t>
       </w:r>
     </w:p>
     <w:p>
@@ -1429,7 +1399,7 @@
         <w:ind w:left="360"/>
       </w:pPr>
       <w:r>
-        <w:t>C) Dt 9420 Kt 6710</w:t>
+        <w:t>C) Dt 6710 Kt 2010</w:t>
       </w:r>
     </w:p>
     <w:p>
@@ -1438,7 +1408,7 @@
         <w:ind w:left="360"/>
       </w:pPr>
       <w:r>
-        <w:t>D) Dt 2010 Kt 6410</w:t>
+        <w:t>D) Dt 2010 Kt 6510</w:t>
       </w:r>
     </w:p>
     <w:p>
@@ -1458,7 +1428,7 @@
         <w:ind w:left="360"/>
       </w:pPr>
       <w:r>
-        <w:t>A) Dt 9420 Kt 6710</w:t>
+        <w:t>A) Dt 9410 Kt 6710</w:t>
       </w:r>
     </w:p>
     <w:p>
@@ -1476,11 +1446,9 @@
         <w:ind w:left="360"/>
       </w:pPr>
       <w:r>
-        <w:t>C) Dt 9410 Kt 671</w:t>
-      </w:r>
-      <w:r>
-        <w:t>0</w:t>
-      </w:r>
+        <w:t>C) Dt 6710 Kt 9420</w:t>
+      </w:r>
+      <w:r/>
     </w:p>
     <w:p>
       <w:pPr>
@@ -1488,7 +1456,7 @@
         <w:ind w:left="360"/>
       </w:pPr>
       <w:r>
-        <w:t>D) Dt 6710 Kt 9420</w:t>
+        <w:t>D) Dt 9420 Kt 6710</w:t>
       </w:r>
     </w:p>
     <w:p>
@@ -1499,7 +1467,7 @@
         <w:rPr>
           <w:b/>
         </w:rPr>
-        <w:t>3. Xodimlarning ish haqidan JSHODS (12%) ushlanganda qaysi buxgalteriya o'tkazmasi tuziladi?</w:t>
+        <w:t>3. Xodimlarning ish haqidan JShDS (12%) ushlanganda qaysi buxgalteriya o'tkazmasi tuziladi?</w:t>
       </w:r>
     </w:p>
     <w:p>
@@ -1526,8 +1494,7 @@
         <w:ind w:left="360"/>
       </w:pPr>
       <w:r>
-        <w:lastRenderedPageBreak/>
-        <w:t>C) Dt 6710 Kt 5110</w:t>
+        <w:t>C) Dt 9420 Kt 6410</w:t>
       </w:r>
     </w:p>
     <w:p>
@@ -1536,7 +1503,7 @@
         <w:ind w:left="360"/>
       </w:pPr>
       <w:r>
-        <w:t>D) Dt 9420 Kt 6410</w:t>
+        <w:t>D) Dt 6710 Kt 6510</w:t>
       </w:r>
     </w:p>
     <w:p>
@@ -1547,7 +1514,7 @@
         <w:rPr>
           <w:b/>
         </w:rPr>
-        <w:t>4. JSHODS summasi hisobidan INPS (0.1%) ajratilganda qaysi buxgalt</w:t>
+        <w:t>4. JShDS summasi hisobidan INPS (0.1%) ajratilganda qaysi buxgalt</w:t>
       </w:r>
       <w:r>
         <w:rPr>
@@ -1562,7 +1529,7 @@
         <w:ind w:left="360"/>
       </w:pPr>
       <w:r>
-        <w:t>A) Dt 6410 Kt 6520</w:t>
+        <w:t>A) Dt 6710 Kt 6520</w:t>
       </w:r>
     </w:p>
     <w:p>
@@ -1571,7 +1538,7 @@
         <w:ind w:left="360"/>
       </w:pPr>
       <w:r>
-        <w:t>B) Dt 6710 Kt 6520</w:t>
+        <w:t>B) Dt 6520 Kt 6410</w:t>
       </w:r>
     </w:p>
     <w:p>
@@ -1580,7 +1547,7 @@
         <w:ind w:left="360"/>
       </w:pPr>
       <w:r>
-        <w:t>C) Dt 6520 Kt 6410</w:t>
+        <w:t>C) Dt 6410 Kt 6520</w:t>
       </w:r>
     </w:p>
     <w:p>
@@ -1589,7 +1556,7 @@
         <w:ind w:left="360"/>
       </w:pPr>
       <w:r>
-        <w:t>D) Dt 2010 Kt 6520</w:t>
+        <w:t>D) Dt 9420 Kt 6520</w:t>
       </w:r>
     </w:p>
     <w:p>
@@ -1600,7 +1567,7 @@
         <w:rPr>
           <w:b/>
         </w:rPr>
-        <w:t>5. Ishlab chiqarish xodimlari ish haqi fondiga Ijtimoiy soliq (12%) hisoblanganda qaysi buxgalteriya o'tkazmasi tuziladi?</w:t>
+        <w:t>5. Ishlab chiqarish xodimlari ish haqi fondiga ijtimoiy soliq (12%) hisoblanganda qaysi buxgalteriya o'tkazmasi tuziladi?</w:t>
       </w:r>
     </w:p>
     <w:p>
@@ -1618,11 +1585,9 @@
         <w:ind w:left="360"/>
       </w:pPr>
       <w:r>
-        <w:t xml:space="preserve">B) Dt 6510 </w:t>
-      </w:r>
-      <w:r>
-        <w:t>Kt 2010</w:t>
-      </w:r>
+        <w:t>B) Dt 6710 Kt 6510</w:t>
+      </w:r>
+      <w:r/>
     </w:p>
     <w:p>
       <w:pPr>
@@ -1630,7 +1595,7 @@
         <w:ind w:left="360"/>
       </w:pPr>
       <w:r>
-        <w:t>C) Dt 6710 Kt 6510</w:t>
+        <w:t>C) Dt 6510 Kt 2010</w:t>
       </w:r>
     </w:p>
     <w:p>
@@ -1639,7 +1604,7 @@
         <w:ind w:left="360"/>
       </w:pPr>
       <w:r>
-        <w:t>D) Dt 9420 Kt 6510</w:t>
+        <w:t>D) Dt 2010 Kt 6410</w:t>
       </w:r>
     </w:p>
     <w:p>
@@ -1650,7 +1615,7 @@
         <w:rPr>
           <w:b/>
         </w:rPr>
-        <w:t>6. Xodimlarga hisoblangan ish haqidan oldindan berilgan oydagikichik bo'nak (avans) summasi chegirilganda qanday o'tkazma beriladi?</w:t>
+        <w:t>6. Xodimlarga hisoblangan ish haqidan oldindan berilgan oy o'rtasidagi bo'nak (avans) summasi chegirilganda qanday o'tkazma beriladi?</w:t>
       </w:r>
     </w:p>
     <w:p>
@@ -1659,7 +1624,7 @@
         <w:ind w:left="360"/>
       </w:pPr>
       <w:r>
-        <w:t>A) Dt 6710 Kt 4210</w:t>
+        <w:t>A) Dt 4210 Kt 6710</w:t>
       </w:r>
     </w:p>
     <w:p>
@@ -1668,7 +1633,7 @@
         <w:ind w:left="360"/>
       </w:pPr>
       <w:r>
-        <w:t>B) Dt 4210 Kt 6710</w:t>
+        <w:t>B) Dt 6710 Kt 5110</w:t>
       </w:r>
     </w:p>
     <w:p>
@@ -1677,7 +1642,7 @@
         <w:ind w:left="360"/>
       </w:pPr>
       <w:r>
-        <w:t>C) Dt 6710 Kt 5110</w:t>
+        <w:t>C) Dt 4210 Kt 5110</w:t>
       </w:r>
     </w:p>
     <w:p>
@@ -1686,7 +1651,7 @@
         <w:ind w:left="360"/>
       </w:pPr>
       <w:r>
-        <w:t>D) Dt 2010 Kt 4210</w:t>
+        <w:t>D) Dt 6710 Kt 4210</w:t>
       </w:r>
     </w:p>
     <w:p>
@@ -1712,7 +1677,7 @@
         <w:ind w:left="360"/>
       </w:pPr>
       <w:r>
-        <w:t>A) Dt 6710 Kt 6820</w:t>
+        <w:t>A) Dt 6820 Kt 6710</w:t>
       </w:r>
     </w:p>
     <w:p>
@@ -1721,7 +1686,7 @@
         <w:ind w:left="360"/>
       </w:pPr>
       <w:r>
-        <w:t>B) Dt 6820 Kt 6710</w:t>
+        <w:t>B) Dt 6710 Kt 6820</w:t>
       </w:r>
     </w:p>
     <w:p>
@@ -1765,7 +1730,7 @@
         <w:ind w:left="360"/>
       </w:pPr>
       <w:r>
-        <w:t>A) Dt 6710 Kt 5110</w:t>
+        <w:t>A) Dt 5110 Kt 6710</w:t>
       </w:r>
     </w:p>
     <w:p>
@@ -1774,7 +1739,7 @@
         <w:ind w:left="360"/>
       </w:pPr>
       <w:r>
-        <w:t>B) Dt 5110 Kt 6710</w:t>
+        <w:t>B) Dt 6710 Kt 5010</w:t>
       </w:r>
     </w:p>
     <w:p>
@@ -1783,7 +1748,7 @@
         <w:ind w:left="360"/>
       </w:pPr>
       <w:r>
-        <w:t>C) Dt 6710 Kt 5010</w:t>
+        <w:t>C) Dt 6710 Kt 5110</w:t>
       </w:r>
     </w:p>
     <w:p>
@@ -1792,7 +1757,7 @@
         <w:ind w:left="360"/>
       </w:pPr>
       <w:r>
-        <w:t>D) Dt 6410 Kt 5110</w:t>
+        <w:t>D) Dt 6720 Kt 5110</w:t>
       </w:r>
     </w:p>
     <w:p>
@@ -1818,7 +1783,7 @@
         <w:ind w:left="360"/>
       </w:pPr>
       <w:r>
-        <w:t>A) Dt 6710 Kt 6720</w:t>
+        <w:t>A) Dt 6720 Kt 6710</w:t>
       </w:r>
     </w:p>
     <w:p>
@@ -1827,7 +1792,7 @@
         <w:ind w:left="360"/>
       </w:pPr>
       <w:r>
-        <w:t>B) Dt 6720 Kt 6710</w:t>
+        <w:t>B) Dt 6720 Kt 9380</w:t>
       </w:r>
     </w:p>
     <w:p>
@@ -1845,7 +1810,7 @@
         <w:ind w:left="360"/>
       </w:pPr>
       <w:r>
-        <w:t>D) Dt 6720 Kt 5110</w:t>
+        <w:t>D) Dt 6710 Kt 6720</w:t>
       </w:r>
     </w:p>
     <w:p>
@@ -1856,7 +1821,7 @@
         <w:rPr>
           <w:b/>
         </w:rPr>
-        <w:t>10. Byudjetga JSHODS va Ijtimoiy soliq bo'yicha qarzdorlik bank hisobraqamidan to'lab berilganda qaysi o'tkazma beriladi?</w:t>
+        <w:t>10. Byudjetga JShDS va ijtimoiy soliq bo'yicha qarzdorlik bank hisobraqamidan to'lab berilganda qaysi o'tkazma beriladi?</w:t>
       </w:r>
     </w:p>
     <w:p>
@@ -1874,11 +1839,9 @@
         <w:ind w:left="360"/>
       </w:pPr>
       <w:r>
-        <w:t xml:space="preserve">B) Dt 5110 Kt </w:t>
-      </w:r>
-      <w:r>
-        <w:t>6410, 6510</w:t>
-      </w:r>
+        <w:t>B) Dt 5110 Kt 6410, 6510</w:t>
+      </w:r>
+      <w:r/>
     </w:p>
     <w:p>
       <w:pPr>
@@ -1886,8 +1849,7 @@
         <w:ind w:left="360"/>
       </w:pPr>
       <w:r>
-        <w:lastRenderedPageBreak/>
-        <w:t>C) Dt 6710 Kt 5110</w:t>
+        <w:t>C) Dt 6710, 6510 Kt 5110</w:t>
       </w:r>
     </w:p>
     <w:p>
@@ -1896,7 +1858,7 @@
         <w:ind w:left="360"/>
       </w:pPr>
       <w:r>
-        <w:t>D) Dt 9420 Kt 5110</w:t>
+        <w:t>D) Dt 6410, 6520 Kt 5010</w:t>
       </w:r>
     </w:p>
     <w:p>
@@ -1913,8 +1875,7 @@
         <w:rPr>
           <w:color w:val="1B365D"/>
         </w:rPr>
-        <w:lastRenderedPageBreak/>
-        <w:t>2-QISM: YECHIMLAR VA JAVOBLAR (O'qituvchi uchun)</w:t>
+        <w:t>2-QISM: YECHIMLAR VA JAVOBLAR (o'qituvchi uchun)</w:t>
       </w:r>
     </w:p>
     <w:tbl>
@@ -1954,7 +1915,7 @@
                 <w:b/>
                 <w:color w:val="1B365D"/>
               </w:rPr>
-              <w:t>O'QITUVCHI UCHUN METHODIK YECHIMLAR</w:t>
+              <w:t>O'QITUVCHI UCHUN METODIK YECHIMLAR</w:t>
             </w:r>
             <w:r>
               <w:rPr>
@@ -2020,14 +1981,14 @@
       </w:r>
       <w:r>
         <w:br/>
-        <w:t xml:space="preserve">   • JSHODS (12%) = 8 000 000 x 12% = 960 000 so'm.</w:t>
+        <w:t xml:space="preserve">   • JShDS (12%) = 8 000 000 x 12% = 960 000 so'm.</w:t>
       </w:r>
       <w:r>
         <w:br/>
         <w:t xml:space="preserve">   • INPS (0.1%)</w:t>
       </w:r>
       <w:r>
-        <w:t xml:space="preserve"> = 8 000 000 x 0.1% = 8 000 so'm (JSHODS 960 000 so'mning ichida, Byudjetga = 952 000 so'm).</w:t>
+        <w:t xml:space="preserve"> = 8 000 000 x 0.1% = 8 000 so'm (JShDS 960 000 so'mning ichida, Byudjetga = 952 000 so'm).</w:t>
       </w:r>
       <w:r>
         <w:br/>
@@ -2057,7 +2018,7 @@
       </w:r>
       <w:r>
         <w:br/>
-        <w:t xml:space="preserve">   • JSHODS (12%) = 12 000 000 x 12% = 1 440 000 so'm.</w:t>
+        <w:t xml:space="preserve">   • JShDS (12%) = 12 000 000 x 12% = 1 440 000 so'm.</w:t>
       </w:r>
       <w:r>
         <w:br/>
@@ -2086,7 +2047,7 @@
       </w:r>
       <w:r>
         <w:br/>
-        <w:t xml:space="preserve">   • JSHODS (12%) = 8 000 000 x 12% = 960 000 so'm.</w:t>
+        <w:t xml:space="preserve">   • JShDS (12%) = 8 000 000 x 12% = 960 000 so'm.</w:t>
       </w:r>
       <w:r>
         <w:br/>
@@ -2222,7 +2183,7 @@
                 <w:color w:val="FFFFFF"/>
                 <w:sz w:val="17"/>
               </w:rPr>
-              <w:t>JSHODS (12%)</w:t>
+              <w:t>JShDS (12%)</w:t>
             </w:r>
           </w:p>
         </w:tc>
@@ -3277,7 +3238,7 @@
         <w:ind w:left="288"/>
       </w:pPr>
       <w:r>
-        <w:t>4. Dt 6710 Kt 6410 — 3 360 000 so'm (JSHODS solig'i ushlandi)</w:t>
+        <w:t>4. Dt 6710 Kt 6410 — 3 360 000 so'm (JShDS ushlandi)</w:t>
       </w:r>
     </w:p>
     <w:p>
@@ -3286,7 +3247,7 @@
         <w:ind w:left="288"/>
       </w:pPr>
       <w:r>
-        <w:t>5. Dt 6410 Kt 6520 — 28 000 so'm (JSHODS hisobidan INPS ajratildi)</w:t>
+        <w:t>5. Dt 6410 Kt 6520 — 28 000 so'm (JShDS hisobidan INPS ajratildi)</w:t>
       </w:r>
     </w:p>
     <w:p>
@@ -3316,7 +3277,7 @@
         <w:ind w:left="288"/>
       </w:pPr>
       <w:r>
-        <w:t>8. Dt 2010 Kt 6510 — 960 000 so'm (Sex ustasi bo'yicha Ijtimoiy soliq)</w:t>
+        <w:t>8. Dt 2010 Kt 6510 — 960 000 so'm (Sex ustasi bo'yicha ijtimoiy soliq)</w:t>
       </w:r>
     </w:p>
     <w:p>
@@ -3325,7 +3286,7 @@
         <w:ind w:left="288"/>
       </w:pPr>
       <w:r>
-        <w:t>9. Dt 9420 Kt 6510 — 1 440 000 so'm (Ma'muriyat bo'yicha Ijtimoiy soliq)</w:t>
+        <w:t>9. Dt 9420 Kt 6510 — 1 440 000 so'm (Ma'muriyat bo'yicha ijtimoiy soliq)</w:t>
       </w:r>
     </w:p>
     <w:p>
@@ -3337,7 +3298,7 @@
         <w:t>10. Dt 94</w:t>
       </w:r>
       <w:r>
-        <w:t>10 Kt 6510 — 960 000 so'm (Sotuv bo'limi bo'yicha Ijtimoiy soliq)</w:t>
+        <w:t>10 Kt 6510 — 960 000 so'm (Sotuv bo'limi bo'yicha ijtimoiy soliq)</w:t>
       </w:r>
     </w:p>
     <w:p>
@@ -3468,7 +3429,7 @@
           </w:tcPr>
           <w:p>
             <w:r>
-              <w:t>1. Kt 6410 (JSHODS): 3 360 000 so'm</w:t>
+              <w:t>1. Kt 6410 (JShDS): 3 360 000 so'm</w:t>
             </w:r>
             <w:r>
               <w:br/>
@@ -3540,7 +3501,7 @@
               <w:rPr>
                 <w:b/>
               </w:rPr>
-              <w:t>Debet Oboroti: 28 000 000 so'm</w:t>
+              <w:t>Debet oboroti: 28 000 000 so'm</w:t>
             </w:r>
           </w:p>
         </w:tc>
@@ -3554,7 +3515,7 @@
               <w:rPr>
                 <w:b/>
               </w:rPr>
-              <w:t>Kredit Oboroti: 28 000 000 so'm</w:t>
+              <w:t>Kredit oboroti: 28 000 000 so'm</w:t>
             </w:r>
           </w:p>
         </w:tc>
@@ -3612,11 +3573,12 @@
         <w:ind w:left="288"/>
       </w:pPr>
       <w:r>
-        <w:t xml:space="preserve">1-A (12% — SK 381-moddasiga </w:t>
-      </w:r>
-      <w:r>
-        <w:t>muvofiq JSHODS bazaviy stavkasi)</w:t>
-      </w:r>
+        <w:rPr>
+          <w:b/>
+        </w:rPr>
+        <w:t>1-savol. To'g'ri javob: C) 12 foiz</w:t>
+      </w:r>
+      <w:r/>
     </w:p>
     <w:p>
       <w:pPr>
@@ -3624,8 +3586,12 @@
         <w:ind w:left="288"/>
       </w:pPr>
       <w:r>
-        <w:t>2-A (0.1% — JSHODS summasi hisobidan chegiriladi)</w:t>
-      </w:r>
+        <w:rPr>
+          <w:b w:val="0"/>
+        </w:rPr>
+        <w:t>Tushuntirish: Soliq kodeksiga ko'ra jismoniy shaxslardan olinadigan daromad solig'ining (JShDS) bazaviy stavkasi 12 foiz. 15 foiz — yuridik shaxslar foyda solig'i stavkasi, 4 foiz — aylanmadan olinadigan soliq stavkasi, 0,1 foiz esa JShDS ichidan INPS ga ajratiladigan summa. Talabalar ko'pincha shu stavkalarni bir-biri bilan adashtiradi.</w:t>
+      </w:r>
+      <w:r/>
     </w:p>
     <w:p>
       <w:pPr>
@@ -3633,8 +3599,12 @@
         <w:ind w:left="288"/>
       </w:pPr>
       <w:r>
-        <w:t>3-A (12% — Soliq Kodeksining 405-moddasiga muvofiq Ijtimoiy soliq)</w:t>
-      </w:r>
+        <w:rPr>
+          <w:b/>
+        </w:rPr>
+        <w:t>2-savol. To'g'ri javob: A) 0,1% JShDS summasi hisobidan</w:t>
+      </w:r>
+      <w:r/>
     </w:p>
     <w:p>
       <w:pPr>
@@ -3642,8 +3612,12 @@
         <w:ind w:left="288"/>
       </w:pPr>
       <w:r>
-        <w:t>4-A (50% dan — MK 269-moddasi cheklovi)</w:t>
-      </w:r>
+        <w:rPr>
+          <w:b w:val="0"/>
+        </w:rPr>
+        <w:t>Tushuntirish: INPS (shaxsiy jamg'arib boriladigan pensiya hisobvarag'i) ga ish haqining 0,1 foizi o'tkaziladi, lekin bu qo'shimcha ushlanma emas: summa xodimdan ushlangan JShDS ning ichidan ajratiladi (Dt 6410 Kt 6520). Korxona o'z mablag'idan qo'shimcha to'lamaydi; 1 foiz — kasaba uyushmasi badali, 12 foiz ish haqi fondidan — ijtimoiy soliq.</w:t>
+      </w:r>
+      <w:r/>
     </w:p>
     <w:p>
       <w:pPr>
@@ -3651,8 +3625,12 @@
         <w:ind w:left="288"/>
       </w:pPr>
       <w:r>
-        <w:t>5-A (6710-schyot kreditida ish haqi hisoblanadi)</w:t>
-      </w:r>
+        <w:rPr>
+          <w:b/>
+        </w:rPr>
+        <w:t>3-savol. To'g'ri javob: D) 12 foiz</w:t>
+      </w:r>
+      <w:r/>
     </w:p>
     <w:p>
       <w:pPr>
@@ -3660,11 +3638,12 @@
         <w:ind w:left="288"/>
       </w:pPr>
       <w:r>
-        <w:t xml:space="preserve">6-A (100% — staj </w:t>
-      </w:r>
-      <w:r>
-        <w:t>8 yildan ortiq bo'lganda nafaqa to'liq to'lanadi)</w:t>
-      </w:r>
+        <w:rPr>
+          <w:b w:val="0"/>
+        </w:rPr>
+        <w:t>Tushuntirish: Umumiy rejimdagi tijorat tashkilotlari uchun ijtimoiy soliq stavkasi mehnatga haq to'lash fondining 12 foizi. 25 foiz — byudjet tashkilotlari uchun belgilangan stavka, shuning uchun eng ko'p adashtiriladi. 15 va 10 foiz ijtimoiy soliqqa tegishli emas.</w:t>
+      </w:r>
+      <w:r/>
     </w:p>
     <w:p>
       <w:pPr>
@@ -3672,8 +3651,12 @@
         <w:ind w:left="288"/>
       </w:pPr>
       <w:r>
-        <w:t>7-A (25.3 ga bo'lib — MK 257-moddasi bo'yicha o'rtacha kunlik ish haqi)</w:t>
-      </w:r>
+        <w:rPr>
+          <w:b/>
+        </w:rPr>
+        <w:t>4-savol. To'g'ri javob: B) 50 foizdan</w:t>
+      </w:r>
+      <w:r/>
     </w:p>
     <w:p>
       <w:pPr>
@@ -3681,8 +3664,12 @@
         <w:ind w:left="288"/>
       </w:pPr>
       <w:r>
-        <w:t>8-A (Dt 6710 Kt 5110 — avans to'langanda)</w:t>
-      </w:r>
+        <w:rPr>
+          <w:b w:val="0"/>
+        </w:rPr>
+        <w:t>Tushuntirish: Mehnat kodeksining 269-moddasiga ko'ra ish haqidan ushlanmalarning umumiy miqdori 50 foizdan oshmasligi kerak — xodimga yashash uchun zarur daromad qolishi kafolatlanadi. 20 va 70 foiz qonunda ayrim alohida hollar uchun nazarda tutilgan boshqa chegaralar bilan adashtiriladi, 30 foiz esa umuman belgilanmagan; savoldagi umumiy qoida — 50 foiz.</w:t>
+      </w:r>
+      <w:r/>
     </w:p>
     <w:p>
       <w:pPr>
@@ -3690,8 +3677,12 @@
         <w:ind w:left="288"/>
       </w:pPr>
       <w:r>
-        <w:t>9-A (6720-schyot — deponentlashtirilgan ish haqi)</w:t>
-      </w:r>
+        <w:rPr>
+          <w:b/>
+        </w:rPr>
+        <w:t>5-savol. To'g'ri javob: D) 6710-schyot</w:t>
+      </w:r>
+      <w:r/>
     </w:p>
     <w:p>
       <w:pPr>
@@ -3699,11 +3690,142 @@
         <w:ind w:left="288"/>
       </w:pPr>
       <w:r>
-        <w:t>10-A (Qayta moliyalash foizi — MK 333-modd</w:t>
-      </w:r>
-      <w:r>
-        <w:t>asida qayta moliyalash stavkasidan kelib chiqib qayta hisoblanadi)</w:t>
-      </w:r>
+        <w:rPr>
+          <w:b w:val="0"/>
+        </w:rPr>
+        <w:t>Tushuntirish: Ish haqi hisoblanganda xodimlar oldida majburiyat paydo bo'ladi va u passiv 6710 «Mehnatga haq to'lash bo'yicha xodimlar bilan hisoblashishlar» schyotining kreditida aks etadi (Dt 2010/9420 Kt 6710). 6410 — byudjetga to'lovlar (JShDS), 6510 — ijtimoiy soliq, 4210 — xodimlarga berilgan bo'naklar schyoti.</w:t>
+      </w:r>
+      <w:r/>
+    </w:p>
+    <w:p>
+      <w:pPr>
+        <w:spacing w:after="20"/>
+        <w:ind w:left="288"/>
+      </w:pPr>
+      <w:r>
+        <w:rPr>
+          <w:b/>
+        </w:rPr>
+        <w:t>6-savol. To'g'ri javob: A) 100 foizi</w:t>
+      </w:r>
+      <w:r/>
+    </w:p>
+    <w:p>
+      <w:pPr>
+        <w:spacing w:after="20"/>
+        <w:ind w:left="288"/>
+      </w:pPr>
+      <w:r>
+        <w:rPr>
+          <w:b w:val="0"/>
+        </w:rPr>
+        <w:t>Tushuntirish: Vaqtincha mehnatga layoqatsizlik nafaqasi umumiy ish stajiga qarab to'lanadi: 8 yildan ortiq stajda o'rtacha ish haqining 100 foizi to'lanadi (3-masala yechimiga qarang). 80 va 60 foiz — kamroq ish stajiga ega xodimlar uchun qo'llaniladigan miqdorlar, shuning uchun ular bilan adashtiriladi; 70 foizli toifa esa qo'llanilmaydi.</w:t>
+      </w:r>
+      <w:r/>
+    </w:p>
+    <w:p>
+      <w:pPr>
+        <w:spacing w:after="20"/>
+        <w:ind w:left="288"/>
+      </w:pPr>
+      <w:r>
+        <w:rPr>
+          <w:b/>
+        </w:rPr>
+        <w:t>7-savol. To'g'ri javob: C) 25,3 ga bo'lish orqali</w:t>
+      </w:r>
+      <w:r/>
+    </w:p>
+    <w:p>
+      <w:pPr>
+        <w:spacing w:after="20"/>
+        <w:ind w:left="288"/>
+      </w:pPr>
+      <w:r>
+        <w:rPr>
+          <w:b w:val="0"/>
+        </w:rPr>
+        <w:t>Tushuntirish: Ushbu majmuada ta'til puli uchun o'rtacha oylik ish haqi 25,3 ga bo'linib, o'rtacha kunlik ish haqi topiladi, so'ng ta'til kunlariga ko'paytiriladi (2-masala yechimiga qarang). 30 — oydagi kalendar kunlar soni, 365 — yillik daromadni kunlarga bo'lish (oylik o'rtacha emas), 29,3 — boshqa davlatlar amaliyotida qo'llaniladigan koeffitsiyent; talabalar ko'pincha shularni adashtiradi.</w:t>
+      </w:r>
+      <w:r/>
+    </w:p>
+    <w:p>
+      <w:pPr>
+        <w:spacing w:after="20"/>
+        <w:ind w:left="288"/>
+      </w:pPr>
+      <w:r>
+        <w:rPr>
+          <w:b/>
+        </w:rPr>
+        <w:t>8-savol. To'g'ri javob: B) Dt 4210 Kt 5110</w:t>
+      </w:r>
+      <w:r/>
+    </w:p>
+    <w:p>
+      <w:pPr>
+        <w:spacing w:after="20"/>
+        <w:ind w:left="288"/>
+      </w:pPr>
+      <w:r>
+        <w:rPr>
+          <w:b w:val="0"/>
+        </w:rPr>
+        <w:t>Tushuntirish: Oy o'rtasidagi bo'nak to'langanda xodimning korxonaga qarzi paydo bo'ladi va u 4210 «Berilgan bo'naklar bo'yicha xodimlarning qarzi» schyotida aks etadi: Dt 4210 Kt 5110 (ko'rgazmali masala yechimidagi 7-provodkaga qarang). Dt 6710 Kt 4210 — bu oy oxirida ish haqi hisoblangandan keyin avansni chegirish, ya'ni keyingi bosqich; qolgan variantlarda schyotlar teskari yoki noto'g'ri.</w:t>
+      </w:r>
+      <w:r/>
+    </w:p>
+    <w:p>
+      <w:pPr>
+        <w:spacing w:after="20"/>
+        <w:ind w:left="288"/>
+      </w:pPr>
+      <w:r>
+        <w:rPr>
+          <w:b/>
+        </w:rPr>
+        <w:t>9-savol. To'g'ri javob: A) 6720-schyot</w:t>
+      </w:r>
+      <w:r/>
+    </w:p>
+    <w:p>
+      <w:pPr>
+        <w:spacing w:after="20"/>
+        <w:ind w:left="288"/>
+      </w:pPr>
+      <w:r>
+        <w:rPr>
+          <w:b w:val="0"/>
+        </w:rPr>
+        <w:t>Tushuntirish: To'lash muddatida olinmagan ish haqi deponentlanadi va 6720 «Deponentlangan ish haqi» schyotida alohida hisobga olinadi (Dt 6710 Kt 6720). 6990 — boshqa majburiyatlar, 6820 — ish haqidan ushlanmalar bo'yicha hisoblashishlar, 9380 esa da'vo muddati o'tgandan keyin deponentni daromadga olishda ishlatiladi, deponentlash paytida emas.</w:t>
+      </w:r>
+      <w:r/>
+    </w:p>
+    <w:p>
+      <w:pPr>
+        <w:spacing w:after="20"/>
+        <w:ind w:left="288"/>
+      </w:pPr>
+      <w:r>
+        <w:rPr>
+          <w:b/>
+        </w:rPr>
+        <w:t>10-savol. To'g'ri javob: D) Qayta moliyalash stavkasi bo'yicha foiz</w:t>
+      </w:r>
+      <w:r/>
+    </w:p>
+    <w:p>
+      <w:pPr>
+        <w:spacing w:after="20"/>
+        <w:ind w:left="288"/>
+      </w:pPr>
+      <w:r>
+        <w:rPr>
+          <w:b w:val="0"/>
+        </w:rPr>
+        <w:t>Tushuntirish: Mehnat kodeksining 333-moddasiga ko'ra ish beruvchi aybi bilan ish haqi kechiktirilsa, xodimga har bir kechikkan kun uchun qayta moliyalash stavkasidan kelib chiqib hisoblangan foiz (kompensatsiya) to'lanadi. Ma'muriy jarima (BHM baravarida) ish beruvchiga davlat organi tomonidan alohida qo'llaniladi va xodimga to'lanadigan kompensatsiya o'rnini bosmaydi; qat'iy 1 foiz qonunda belgilanmagan.</w:t>
+      </w:r>
+      <w:r/>
     </w:p>
     <w:p>
       <w:r>
@@ -3781,7 +3903,7 @@
       </w:r>
       <w:r>
         <w:br/>
-        <w:t>• 2 - C (JSHODS 12% — xodimlarning d</w:t>
+        <w:t>• 2 - C (JShDS 12% — xodimlarning d</w:t>
       </w:r>
       <w:r>
         <w:t>aromadidan chegiriladigan soliq)</w:t>
@@ -3792,7 +3914,7 @@
       </w:r>
       <w:r>
         <w:br/>
-        <w:t>• 4 - E (INPS 0.1% — JSHODS hisobidan pensiya jamg'armasiga ajratma)</w:t>
+        <w:t>• 4 - E (INPS 0.1% — JShDS hisobidan pensiya jamg'armasiga ajratma)</w:t>
       </w:r>
       <w:r>
         <w:br/>
@@ -3824,11 +3946,11 @@
       </w:r>
       <w:r>
         <w:br/>
-        <w:t>• JSHODS (12%) = 15 000 000 x 12% = 1 800 000 so'm.</w:t>
+        <w:t>• JShDS (12%) = 15 000 000 x 12% = 1 800 000 so'm.</w:t>
       </w:r>
       <w:r>
         <w:br/>
-        <w:t>• INPS (0.1%) = 15 000 000 x 0.1% = 15 000 so'm (Byudjetga JSHODS = 1 785 000 so'm).</w:t>
+        <w:t>• INPS (0.1%) = 15 000 000 x 0.1% = 15 000 so'm (Byudjetga JShDS = 1 785 000 so'm).</w:t>
       </w:r>
       <w:r>
         <w:br/>
@@ -3957,7 +4079,7 @@
       </w:r>
       <w:r>
         <w:br/>
-        <w:t xml:space="preserve">  - JSHODS (12%) = 1 380 000 so'm. INPS (0.1%) = 11 500 so'm. Kasaba (1%) = 115 000 so'm.</w:t>
+        <w:t xml:space="preserve">  - JShDS (12%) = 1 380 000 so'm. INPS (0.1%) = 11 500 so'm. Kasaba (1%) = 115 000 so'm.</w:t>
       </w:r>
       <w:r>
         <w:br/>
@@ -3965,11 +4087,11 @@
       </w:r>
       <w:r>
         <w:br/>
-        <w:t>• Usmonov K.: Vaqtbey maosh = 9 000 000 so'm.</w:t>
+        <w:t>• Usmonov K.: Vaqtbay maosh = 9 000 000 so'm.</w:t>
       </w:r>
       <w:r>
         <w:br/>
-        <w:t xml:space="preserve">  - JSHODS (12%) = 1 080 000 so'm. INPS = 9 000 so'm. Kasaba (1%) = 90 000 so'm.</w:t>
+        <w:t xml:space="preserve">  - JShDS (12%) = 1 080 000 so'm. INPS = 9 000 so'm. Kasaba (1%) = 90 000 so'm.</w:t>
       </w:r>
       <w:r>
         <w:br/>
@@ -4009,7 +4131,7 @@
       </w:r>
       <w:r>
         <w:br/>
-        <w:t>• JSHODS (12%) = 9 960 474 x 12% = 1 195 257 so'm. Ijtimoiy s</w:t>
+        <w:t>• JShDS (12%) = 9 960 474 x 12% = 1 195 257 so'm. Ijtimoiy s</w:t>
       </w:r>
       <w:r>
         <w:t>oliq (12%) = 1 195 257 so'm.</w:t>
@@ -4033,7 +4155,6 @@
         <w:br/>
       </w:r>
       <w:r>
-        <w:lastRenderedPageBreak/>
         <w:t>• O'rtacha oylik = 6 000 000 so'm. O'rtacha kunlik = 6 000 000 / 25.3 = 237 154.15 so'm.</w:t>
       </w:r>
       <w:r>
@@ -4069,69 +4190,54 @@
         <w:rPr>
           <w:b/>
         </w:rPr>
-        <w:t>1-KEYSI TAHLILI:</w:t>
+        <w:t>1-KEYS TAHLILI:</w:t>
+        <w:br/>
+        <w:t>• Qonuniy asos: Mehnat kodeksining 263-moddasiga ko'ra tungi vaqt uchun kamida 1.5 baravar va MK 262-moddasiga ko'ra dam olish hamda bayram kunlaridagi ish uchun kamida 2 baravar haq to'lanishi shart.</w:t>
+        <w:br/>
+        <w:t>• Buxgalteriya har bir tungi va bayram soatini qayta hisoblab, xodimlarga yetishmayotgan ustama va kompensatsiyalarni hisoblashi shart. Aks holda Davlat mehnat inspeksiyasi tomonidan BHM 10-15 baravari miqdorida jarima solinadi.</w:t>
+        <w:br/>
+        <w:br/>
+        <w:t>2-KEYS TAHLILI:</w:t>
+        <w:br/>
+        <w:t>• Qonuniy asos: MK 269-moddasiga ko'ra xodim ish haqidan ushlanmalarning umumiy miqdori 50% dan oshishi mumkin emas. Nosirov D. sof ish haqi = 7 040 000 so'm. Maksimal ushlanma (50%) = 3 520 000 so'm.</w:t>
+        <w:br/>
+        <w:t>• Birinchi navbatda sud ijro varaqasi bo'yicha ALIMENT ushlanadi: 7 040 000 x 33% = 2 323 200 so'm.</w:t>
+        <w:br/>
+        <w:t>• Qolgan ruxsat etilgan limit: 3 520 000 - 2 323 200 = 1 196 800 so'm.</w:t>
+        <w:br/>
+        <w:t>• Moddiy zarar summasidan (2 500 000 so'm) faqat 1 196 800 so'm ushlanadi, qolgan 1 303 200 so'm zarar keyingi oydagi ish haqidan ushlash uchun o'tkaziladi.</w:t>
       </w:r>
       <w:r>
         <w:rPr>
           <w:b/>
         </w:rPr>
-        <w:br/>
-      </w:r>
-      <w:r>
-        <w:t>• Qonuniy asos: Mehnat kodeksining 263-moddasiga ko'ra tungi vaqt uchun kamida 1.5 baravar va MK 262-moddasiga ko'ra dam olish hamda bayram kunlaridagi ish uchun kamida 2 barav</w:t>
-      </w:r>
-      <w:r>
-        <w:t>ar haq to'lanishi shart.</w:t>
-      </w:r>
-      <w:r>
-        <w:br/>
-        <w:t>• Buxgalteriya har bir tungi va bayram soatini qayta hisoblab, xodimlarga yetishmayotgan ustama va kompensatsiyalarni hisoblashi shart. Aks holda Davlat mehnat inspeksiyasi tomonidan BHM 10-15 baravari miqdorida jarima solinadi.</w:t>
-      </w:r>
-      <w:r>
-        <w:br/>
-      </w:r>
-      <w:r>
-        <w:br/>
-      </w:r>
+      </w:r>
+      <w:r/>
+      <w:r/>
+      <w:r/>
+      <w:r/>
+      <w:r/>
       <w:r>
         <w:rPr>
           <w:b/>
         </w:rPr>
-        <w:t>2</w:t>
       </w:r>
       <w:r>
         <w:rPr>
           <w:b/>
         </w:rPr>
-        <w:t>-KEYSI TAHLILI:</w:t>
       </w:r>
       <w:r>
         <w:rPr>
           <w:b/>
         </w:rPr>
-        <w:br/>
-      </w:r>
-      <w:r>
-        <w:t>• Qonuniy asos: MK 269-moddasiga ko'ra xodim ish haqidan ushlanmalarning umumiy miqdori 50% dan oshishi mumkin emas. Nosirov D. sof ish haqi = 7 040 000 so'm. Maximum ushlanma (50%) = 3 520 000 so'm.</w:t>
-      </w:r>
-      <w:r>
-        <w:br/>
-        <w:t>• Birinchi navbatda sud ijro varaqasi bo</w:t>
-      </w:r>
-      <w:r>
-        <w:t>'yicha ALIMENT ushlanadi: 7 040 000 x 33% = 2 323 200 so'm.</w:t>
-      </w:r>
-      <w:r>
-        <w:br/>
-        <w:t>• Qolgan ruxsat etilgan limit: 3 520 000 - 2 323 200 = 1 196 800 so'm.</w:t>
-      </w:r>
-      <w:r>
-        <w:br/>
-        <w:t>• Moddiy zarar summasidan (2 500 000 so'm) faqat 1 196 800 so'm ushlanadi, qolgan 1 303 200 so'm zarar keyingi oydagi ish haq</w:t>
-      </w:r>
-      <w:r>
-        <w:t>idan ushlash uchun o'tkaziladi.</w:t>
-      </w:r>
+      </w:r>
+      <w:r/>
+      <w:r/>
+      <w:r/>
+      <w:r/>
+      <w:r/>
+      <w:r/>
     </w:p>
     <w:p>
       <w:pPr>
@@ -4152,7 +4258,10 @@
         <w:ind w:left="288"/>
       </w:pPr>
       <w:r>
-        <w:t>1-A (Dt 2010 Kt 6710 — ishlab chiqarish ishchilari ish haqi)</w:t>
+        <w:rPr>
+          <w:b/>
+        </w:rPr>
+        <w:t>1-savol. To'g'ri javob: B) Dt 2010 Kt 6710</w:t>
       </w:r>
     </w:p>
     <w:p>
@@ -4161,7 +4270,10 @@
         <w:ind w:left="288"/>
       </w:pPr>
       <w:r>
-        <w:t>2-A (Dt 9420 Kt 6710 — ma'muriyat xodimlari ish haqi)</w:t>
+        <w:rPr>
+          <w:b w:val="0"/>
+        </w:rPr>
+        <w:t>Tushuntirish: Asosiy ishlab chiqarish ishchilarining ish haqi mahsulot tannarxiga kiradi, shuning uchun 2010 «Asosiy ishlab chiqarish» debetlanadi va xodimlar oldidagi majburiyat 6710 kreditida aks etadi. 9420 — ma'muriy xarajatlar, teskari yozuv majburiyatni kamaytiradi, 6510 esa ijtimoiy soliq schyoti.</w:t>
       </w:r>
     </w:p>
     <w:p>
@@ -4170,7 +4282,10 @@
         <w:ind w:left="288"/>
       </w:pPr>
       <w:r>
-        <w:t>3-A (Dt 6710 Kt 6410 — JSHODS solig'i ushlanishi)</w:t>
+        <w:rPr>
+          <w:b/>
+        </w:rPr>
+        <w:t>2-savol. To'g'ri javob: D) Dt 9420 Kt 6710</w:t>
       </w:r>
     </w:p>
     <w:p>
@@ -4179,10 +4294,10 @@
         <w:ind w:left="288"/>
       </w:pPr>
       <w:r>
-        <w:t xml:space="preserve">4-A (Dt 6410 Kt 6520 — </w:t>
-      </w:r>
-      <w:r>
-        <w:t>JSHODS hisobidan INPS o'tkazilishi)</w:t>
+        <w:rPr>
+          <w:b w:val="0"/>
+        </w:rPr>
+        <w:t>Tushuntirish: Ma'muriyat xodimlarining ish haqi davr xarajati hisoblanadi va 9420 «Ma'muriy xarajatlar» schyotida aks etadi: Dt 9420 Kt 6710. 9410 — sotish xarajatlari (sotuv bo'limi xodimlari uchun), 2010 — ishlab chiqarish xodimlari uchun; Dt 6710 Kt 9420 teskari yozuv.</w:t>
       </w:r>
     </w:p>
     <w:p>
@@ -4191,7 +4306,10 @@
         <w:ind w:left="288"/>
       </w:pPr>
       <w:r>
-        <w:t>5-A (Dt 2010 Kt 6510 — Ijtimoiy soliq hisoblanishi)</w:t>
+        <w:rPr>
+          <w:b/>
+        </w:rPr>
+        <w:t>3-savol. To'g'ri javob: A) Dt 6710 Kt 6410</w:t>
       </w:r>
     </w:p>
     <w:p>
@@ -4200,7 +4318,10 @@
         <w:ind w:left="288"/>
       </w:pPr>
       <w:r>
-        <w:t>6-A (Dt 6710 Kt 4210 — avans ushlanishi/chegirilishi)</w:t>
+        <w:rPr>
+          <w:b w:val="0"/>
+        </w:rPr>
+        <w:t>Tushuntirish: JShDS xodimning daromadidan ushlanadi: xodimga qarz (6710) kamayadi va byudjet oldidagi qarz (6410) oshadi — Dt 6710 Kt 6410. Dt 9420 Kt 6410 xato, chunki JShDS korxona xarajati emas; 6510 esa ijtimoiy soliq schyoti, u ish haqidan ushlanmaydi.</w:t>
       </w:r>
     </w:p>
     <w:p>
@@ -4209,7 +4330,10 @@
         <w:ind w:left="288"/>
       </w:pPr>
       <w:r>
-        <w:t>7-A (Dt 6710 Kt 6820 — aliment ushlanishi)</w:t>
+        <w:rPr>
+          <w:b/>
+        </w:rPr>
+        <w:t>4-savol. To'g'ri javob: C) Dt 6410 Kt 6520</w:t>
       </w:r>
     </w:p>
     <w:p>
@@ -4218,7 +4342,10 @@
         <w:ind w:left="288"/>
       </w:pPr>
       <w:r>
-        <w:t>8-A (Dt 6710 Kt 5110 — plastik kartaga sof ish haqi o'tkazilishi)</w:t>
+        <w:rPr>
+          <w:b w:val="0"/>
+        </w:rPr>
+        <w:t>Tushuntirish: INPS ga ajratma ushlangan JShDS ichidan o'tkaziladi, ya'ni byudjetga qarz (6410) kamayadi va INPS bo'yicha qarz (6520) paydo bo'ladi: Dt 6410 Kt 6520. Dt 6710 Kt 6520 — eng ko'p uchraydigan xato: u INPS ni xodimdan qo'shimcha ushlash kabi ko'rsatadi; Dt 9420 Kt 6520 esa uni korxona xarajatiga aylantiradi.</w:t>
       </w:r>
     </w:p>
     <w:p>
@@ -4227,10 +4354,10 @@
         <w:ind w:left="288"/>
       </w:pPr>
       <w:r>
-        <w:t>9-A (</w:t>
-      </w:r>
-      <w:r>
-        <w:t>Dt 6710 Kt 6720 — olinmagan ish haqini deponentlash)</w:t>
+        <w:rPr>
+          <w:b/>
+        </w:rPr>
+        <w:t>5-savol. To'g'ri javob: A) Dt 2010 Kt 6510</w:t>
       </w:r>
     </w:p>
     <w:p>
@@ -4239,7 +4366,130 @@
         <w:ind w:left="288"/>
       </w:pPr>
       <w:r>
-        <w:t>10-A (Dt 6410, 6510 Kt 5110 — byudjetga soliqlarni o'tkazish)</w:t>
+        <w:rPr>
+          <w:b w:val="0"/>
+        </w:rPr>
+        <w:t>Tushuntirish: Ijtimoiy soliq ish beruvchining xarajati: ishlab chiqarish xodimlari bo'yicha u tannarxga kiradi — Dt 2010 Kt 6510. Dt 6710 Kt 6510 — ijtimoiy soliqni xodim ish haqidan ushlash kabi xato yozuv; 6410 esa JShDS uchun ishlatiladi.</w:t>
+      </w:r>
+    </w:p>
+    <w:p>
+      <w:pPr>
+        <w:spacing w:after="20"/>
+        <w:ind w:left="288"/>
+      </w:pPr>
+      <w:r>
+        <w:rPr>
+          <w:b/>
+        </w:rPr>
+        <w:t>6-savol. To'g'ri javob: D) Dt 6710 Kt 4210</w:t>
+      </w:r>
+    </w:p>
+    <w:p>
+      <w:pPr>
+        <w:spacing w:after="20"/>
+        <w:ind w:left="288"/>
+      </w:pPr>
+      <w:r>
+        <w:rPr>
+          <w:b w:val="0"/>
+        </w:rPr>
+        <w:t>Tushuntirish: Oy oxirida ish haqi hisoblangach, ilgari berilgan bo'nak xodimning ish haqidan chegiriladi: xodimga qarz (6710) kamayadi va xodimning korxonaga qarzi (4210) yopiladi — Dt 6710 Kt 4210. Dt 4210 Kt 5110 — bo'nakni to'lash paytidagi yozuv, Dt 6710 Kt 5110 — sof ish haqini to'lash.</w:t>
+      </w:r>
+    </w:p>
+    <w:p>
+      <w:pPr>
+        <w:spacing w:after="20"/>
+        <w:ind w:left="288"/>
+      </w:pPr>
+      <w:r>
+        <w:rPr>
+          <w:b/>
+        </w:rPr>
+        <w:t>7-savol. To'g'ri javob: B) Dt 6710 Kt 6820</w:t>
+      </w:r>
+    </w:p>
+    <w:p>
+      <w:pPr>
+        <w:spacing w:after="20"/>
+        <w:ind w:left="288"/>
+      </w:pPr>
+      <w:r>
+        <w:rPr>
+          <w:b w:val="0"/>
+        </w:rPr>
+        <w:t>Tushuntirish: Aliment ijro varaqasi asosida xodimning ish haqidan ushlanadi va oluvchiga o'tkazilguncha 6820 schyotida hisobga olinadi: Dt 6710 Kt 6820. Dt 9420 Kt 6820 xato, chunki aliment korxona xarajati emas; 6410 esa faqat soliqlar uchun.</w:t>
+      </w:r>
+    </w:p>
+    <w:p>
+      <w:pPr>
+        <w:spacing w:after="20"/>
+        <w:ind w:left="288"/>
+      </w:pPr>
+      <w:r>
+        <w:rPr>
+          <w:b/>
+        </w:rPr>
+        <w:t>8-savol. To'g'ri javob: C) Dt 6710 Kt 5110</w:t>
+      </w:r>
+    </w:p>
+    <w:p>
+      <w:pPr>
+        <w:spacing w:after="20"/>
+        <w:ind w:left="288"/>
+      </w:pPr>
+      <w:r>
+        <w:rPr>
+          <w:b w:val="0"/>
+        </w:rPr>
+        <w:t>Tushuntirish: Ish haqi bank hisobraqamidan plastik kartalarga o'tkazilganda xodimlar oldidagi qarz (6710) va bankdagi pul (5110) kamayadi: Dt 6710 Kt 5110. 5010 — kassa, naqd to'lovda ishlatiladi; 6720 — deponentlangan summalarni keyinroq to'lashda; teskari yozuv esa pul kirimini bildiradi.</w:t>
+      </w:r>
+    </w:p>
+    <w:p>
+      <w:pPr>
+        <w:spacing w:after="20"/>
+        <w:ind w:left="288"/>
+      </w:pPr>
+      <w:r>
+        <w:rPr>
+          <w:b/>
+        </w:rPr>
+        <w:t>9-savol. To'g'ri javob: D) Dt 6710 Kt 6720</w:t>
+      </w:r>
+    </w:p>
+    <w:p>
+      <w:pPr>
+        <w:spacing w:after="20"/>
+        <w:ind w:left="288"/>
+      </w:pPr>
+      <w:r>
+        <w:rPr>
+          <w:b w:val="0"/>
+        </w:rPr>
+        <w:t>Tushuntirish: Muddatida olinmagan ish haqi xodimga qarz sifatida saqlanib qoladi, faqat alohida schyotga o'tkaziladi: Dt 6710 Kt 6720. Dt 6720 Kt 9380 — da'vo muddati (3 yil) o'tgandan keyingi yozuv; Dt 6710 Kt 9380 esa summani darhol daromadga olib, xodim huquqini buzadi.</w:t>
+      </w:r>
+    </w:p>
+    <w:p>
+      <w:pPr>
+        <w:spacing w:after="20"/>
+        <w:ind w:left="288"/>
+      </w:pPr>
+      <w:r>
+        <w:rPr>
+          <w:b/>
+        </w:rPr>
+        <w:t>10-savol. To'g'ri javob: A) Dt 6410, 6510 Kt 5110</w:t>
+      </w:r>
+    </w:p>
+    <w:p>
+      <w:pPr>
+        <w:spacing w:after="20"/>
+        <w:ind w:left="288"/>
+      </w:pPr>
+      <w:r>
+        <w:rPr>
+          <w:b w:val="0"/>
+        </w:rPr>
+        <w:t>Tushuntirish: Byudjetga JShDS (6410) va ijtimoiy soliq (6510) bo'yicha qarz bank hisobraqamidan to'langanda ikkala majburiyat ham kamayadi: Dt 6410, 6510 Kt 5110. Teskari yozuv pul kirimini bildiradi; 6710 bu yerda ishtirok etmaydi, soliqlar esa kassadan (5010) to'lanmaydi.</w:t>
       </w:r>
     </w:p>
     <w:sectPr>
